--- a/Foreground Masking/documentation/Photutils Parameter Rationale.docx
+++ b/Foreground Masking/documentation/Photutils Parameter Rationale.docx
@@ -21,7 +21,7 @@
         <w:rPr>
           <w:i/>
         </w:rPr>
-        <w:t>Updated 2026-07-08</w:t>
+        <w:t>Updated 2026-07-19</w:t>
       </w:r>
     </w:p>
     <w:p>
